--- a/docs/proofsheets/ps-introtosettheory.docx
+++ b/docs/proofsheets/ps-introtosettheory.docx
@@ -52,7 +52,7 @@
         </w:rPr>
         <w:t xml:space="preserve"> </w:t>
       </w:r>
-      <w:hyperlink r:id="rId20">
+      <w:hyperlink r:id="rId9">
         <w:r>
           <w:rPr>
             <w:rStyle w:val="Hyperlink"/>
@@ -83,7 +83,7 @@
         </w:rPr>
         <w:t xml:space="preserve"> </w:t>
       </w:r>
-      <w:hyperlink r:id="rId21">
+      <w:hyperlink r:id="rId10">
         <w:r>
           <w:rPr>
             <w:rStyle w:val="Hyperlink"/>
@@ -109,7 +109,7 @@
         <w:t xml:space="preserve">The cardinality of power sets of infinite sets is difficult to define. Rather than providing concrete values for common infinite power sets, this proof sheet seeks to establish a key relationship between infinite power sets and the sets they come from.</w:t>
       </w:r>
     </w:p>
-    <w:bookmarkStart w:id="32" w:name="goal-for-a-set-a-a-mathcalpa"/>
+    <w:bookmarkStart w:id="21" w:name="goal-for-a-set-a-a-mathcalpa"/>
     <w:p>
       <w:pPr>
         <w:pStyle w:val="Heading3"/>
@@ -132,55 +132,61 @@
         <w:t xml:space="preserve"> </w:t>
       </w:r>
       <m:oMath>
-        <m:d>
-          <m:dPr>
-            <m:begChr m:val="|"/>
-            <m:sepChr m:val=""/>
-            <m:endChr m:val="|"/>
-            <m:grow/>
-          </m:dPr>
-          <m:e>
-            <m:r>
-              <m:t>A</m:t>
-            </m:r>
-          </m:e>
-        </m:d>
+        <m:r>
+          <m:rPr>
+            <m:sty m:val="p"/>
+          </m:rPr>
+          <m:t>|</m:t>
+        </m:r>
+        <m:r>
+          <m:t>A</m:t>
+        </m:r>
+        <m:r>
+          <m:rPr>
+            <m:sty m:val="p"/>
+          </m:rPr>
+          <m:t>|</m:t>
+        </m:r>
         <m:r>
           <m:rPr>
             <m:sty m:val="p"/>
           </m:rPr>
           <m:t>&lt;</m:t>
         </m:r>
-        <m:d>
-          <m:dPr>
-            <m:begChr m:val="|"/>
-            <m:sepChr m:val=""/>
-            <m:endChr m:val="|"/>
-            <m:grow/>
-          </m:dPr>
-          <m:e>
-            <m:r>
-              <m:rPr>
-                <m:sty m:val="p"/>
-                <m:scr m:val="script"/>
-              </m:rPr>
-              <m:t>P</m:t>
-            </m:r>
-            <m:d>
-              <m:dPr>
-                <m:begChr m:val="("/>
-                <m:sepChr m:val=""/>
-                <m:endChr m:val=")"/>
-                <m:grow/>
-              </m:dPr>
-              <m:e>
-                <m:r>
-                  <m:t>A</m:t>
-                </m:r>
-              </m:e>
-            </m:d>
-          </m:e>
-        </m:d>
+        <m:r>
+          <m:rPr>
+            <m:sty m:val="p"/>
+          </m:rPr>
+          <m:t>|</m:t>
+        </m:r>
+        <m:r>
+          <m:rPr>
+            <m:scr m:val="script"/>
+            <m:sty m:val="p"/>
+          </m:rPr>
+          <m:t>P</m:t>
+        </m:r>
+        <m:r>
+          <m:rPr>
+            <m:sty m:val="p"/>
+          </m:rPr>
+          <m:t>(</m:t>
+        </m:r>
+        <m:r>
+          <m:t>A</m:t>
+        </m:r>
+        <m:r>
+          <m:rPr>
+            <m:sty m:val="p"/>
+          </m:rPr>
+          <m:t>)</m:t>
+        </m:r>
+        <m:r>
+          <m:rPr>
+            <m:sty m:val="p"/>
+          </m:rPr>
+          <m:t>|</m:t>
+        </m:r>
       </m:oMath>
     </w:p>
     <w:tbl>
@@ -223,18 +229,18 @@
                 <wp:inline>
                   <wp:extent cx="152400" cy="152400"/>
                   <wp:effectExtent b="0" l="0" r="0" t="0"/>
-                  <wp:docPr descr="" title="" id="23" name="Picture"/>
+                  <wp:docPr descr="" title="" id="12" name="Picture"/>
                   <a:graphic>
                     <a:graphicData uri="http://schemas.openxmlformats.org/drawingml/2006/picture">
                       <pic:pic>
                         <pic:nvPicPr>
-                          <pic:cNvPr descr="/Applications/quarto/share/formats/docx/note.png" id="24" name="Picture"/>
+                          <pic:cNvPr descr="/Applications/quarto/share/formats/docx/note.png" id="13" name="Picture"/>
                           <pic:cNvPicPr>
                             <a:picLocks noChangeArrowheads="1" noChangeAspect="1"/>
                           </pic:cNvPicPr>
                         </pic:nvPicPr>
                         <pic:blipFill>
-                          <a:blip r:embed="rId22"/>
+                          <a:blip r:embed="rId11"/>
                           <a:stretch>
                             <a:fillRect/>
                           </a:stretch>
@@ -349,24 +355,26 @@
               <m:oMath>
                 <m:r>
                   <m:rPr>
+                    <m:scr m:val="script"/>
                     <m:sty m:val="p"/>
-                    <m:scr m:val="script"/>
                   </m:rPr>
                   <m:t>P</m:t>
                 </m:r>
-                <m:d>
-                  <m:dPr>
-                    <m:begChr m:val="("/>
-                    <m:sepChr m:val=""/>
-                    <m:endChr m:val=")"/>
-                    <m:grow/>
-                  </m:dPr>
-                  <m:e>
-                    <m:r>
-                      <m:t>A</m:t>
-                    </m:r>
-                  </m:e>
-                </m:d>
+                <m:r>
+                  <m:rPr>
+                    <m:sty m:val="p"/>
+                  </m:rPr>
+                  <m:t>(</m:t>
+                </m:r>
+                <m:r>
+                  <m:t>A</m:t>
+                </m:r>
+                <m:r>
+                  <m:rPr>
+                    <m:sty m:val="p"/>
+                  </m:rPr>
+                  <m:t>)</m:t>
+                </m:r>
                 <m:r>
                   <m:rPr>
                     <m:sty m:val="p"/>
@@ -439,7 +447,7 @@
         <w:t xml:space="preserve">This proof can be done in two steps.</w:t>
       </w:r>
     </w:p>
-    <w:bookmarkStart w:id="25" w:name="step-1-a-leq-mathcalpa"/>
+    <w:bookmarkStart w:id="14" w:name="step-1-a-leq-mathcalpa"/>
     <w:p>
       <w:pPr>
         <w:pStyle w:val="Heading4"/>
@@ -459,55 +467,61 @@
         <w:t xml:space="preserve"> </w:t>
       </w:r>
       <m:oMath>
-        <m:d>
-          <m:dPr>
-            <m:begChr m:val="|"/>
-            <m:sepChr m:val=""/>
-            <m:endChr m:val="|"/>
-            <m:grow/>
-          </m:dPr>
-          <m:e>
-            <m:r>
-              <m:t>A</m:t>
-            </m:r>
-          </m:e>
-        </m:d>
+        <m:r>
+          <m:rPr>
+            <m:sty m:val="p"/>
+          </m:rPr>
+          <m:t>|</m:t>
+        </m:r>
+        <m:r>
+          <m:t>A</m:t>
+        </m:r>
+        <m:r>
+          <m:rPr>
+            <m:sty m:val="p"/>
+          </m:rPr>
+          <m:t>|</m:t>
+        </m:r>
         <m:r>
           <m:rPr>
             <m:sty m:val="p"/>
           </m:rPr>
           <m:t>≤</m:t>
         </m:r>
-        <m:d>
-          <m:dPr>
-            <m:begChr m:val="|"/>
-            <m:sepChr m:val=""/>
-            <m:endChr m:val="|"/>
-            <m:grow/>
-          </m:dPr>
-          <m:e>
-            <m:r>
-              <m:rPr>
-                <m:sty m:val="p"/>
-                <m:scr m:val="script"/>
-              </m:rPr>
-              <m:t>P</m:t>
-            </m:r>
-            <m:d>
-              <m:dPr>
-                <m:begChr m:val="("/>
-                <m:sepChr m:val=""/>
-                <m:endChr m:val=")"/>
-                <m:grow/>
-              </m:dPr>
-              <m:e>
-                <m:r>
-                  <m:t>A</m:t>
-                </m:r>
-              </m:e>
-            </m:d>
-          </m:e>
-        </m:d>
+        <m:r>
+          <m:rPr>
+            <m:sty m:val="p"/>
+          </m:rPr>
+          <m:t>|</m:t>
+        </m:r>
+        <m:r>
+          <m:rPr>
+            <m:scr m:val="script"/>
+            <m:sty m:val="p"/>
+          </m:rPr>
+          <m:t>P</m:t>
+        </m:r>
+        <m:r>
+          <m:rPr>
+            <m:sty m:val="p"/>
+          </m:rPr>
+          <m:t>(</m:t>
+        </m:r>
+        <m:r>
+          <m:t>A</m:t>
+        </m:r>
+        <m:r>
+          <m:rPr>
+            <m:sty m:val="p"/>
+          </m:rPr>
+          <m:t>)</m:t>
+        </m:r>
+        <m:r>
+          <m:rPr>
+            <m:sty m:val="p"/>
+          </m:rPr>
+          <m:t>|</m:t>
+        </m:r>
       </m:oMath>
     </w:p>
     <w:p>
@@ -548,19 +562,21 @@
         <m:r>
           <m:t>g</m:t>
         </m:r>
-        <m:d>
-          <m:dPr>
-            <m:begChr m:val="("/>
-            <m:sepChr m:val=""/>
-            <m:endChr m:val=")"/>
-            <m:grow/>
-          </m:dPr>
-          <m:e>
-            <m:r>
-              <m:t>x</m:t>
-            </m:r>
-          </m:e>
-        </m:d>
+        <m:r>
+          <m:rPr>
+            <m:sty m:val="p"/>
+          </m:rPr>
+          <m:t>(</m:t>
+        </m:r>
+        <m:r>
+          <m:t>x</m:t>
+        </m:r>
+        <m:r>
+          <m:rPr>
+            <m:sty m:val="p"/>
+          </m:rPr>
+          <m:t>)</m:t>
+        </m:r>
         <m:r>
           <m:rPr>
             <m:sty m:val="p"/>
@@ -664,19 +680,21 @@
         <m:r>
           <m:t>g</m:t>
         </m:r>
-        <m:d>
-          <m:dPr>
-            <m:begChr m:val="("/>
-            <m:sepChr m:val=""/>
-            <m:endChr m:val=")"/>
-            <m:grow/>
-          </m:dPr>
-          <m:e>
-            <m:r>
-              <m:t>a</m:t>
-            </m:r>
-          </m:e>
-        </m:d>
+        <m:r>
+          <m:rPr>
+            <m:sty m:val="p"/>
+          </m:rPr>
+          <m:t>(</m:t>
+        </m:r>
+        <m:r>
+          <m:t>a</m:t>
+        </m:r>
+        <m:r>
+          <m:rPr>
+            <m:sty m:val="p"/>
+          </m:rPr>
+          <m:t>)</m:t>
+        </m:r>
         <m:r>
           <m:rPr>
             <m:sty m:val="p"/>
@@ -686,19 +704,21 @@
         <m:r>
           <m:t>g</m:t>
         </m:r>
-        <m:d>
-          <m:dPr>
-            <m:begChr m:val="("/>
-            <m:sepChr m:val=""/>
-            <m:endChr m:val=")"/>
-            <m:grow/>
-          </m:dPr>
-          <m:e>
-            <m:r>
-              <m:t>b</m:t>
-            </m:r>
-          </m:e>
-        </m:d>
+        <m:r>
+          <m:rPr>
+            <m:sty m:val="p"/>
+          </m:rPr>
+          <m:t>(</m:t>
+        </m:r>
+        <m:r>
+          <m:t>b</m:t>
+        </m:r>
+        <m:r>
+          <m:rPr>
+            <m:sty m:val="p"/>
+          </m:rPr>
+          <m:t>)</m:t>
+        </m:r>
       </m:oMath>
       <w:r>
         <w:t xml:space="preserve">.</w:t>
@@ -790,19 +810,21 @@
         <m:r>
           <m:t>g</m:t>
         </m:r>
-        <m:d>
-          <m:dPr>
-            <m:begChr m:val="("/>
-            <m:sepChr m:val=""/>
-            <m:endChr m:val=")"/>
-            <m:grow/>
-          </m:dPr>
-          <m:e>
-            <m:r>
-              <m:t>a</m:t>
-            </m:r>
-          </m:e>
-        </m:d>
+        <m:r>
+          <m:rPr>
+            <m:sty m:val="p"/>
+          </m:rPr>
+          <m:t>(</m:t>
+        </m:r>
+        <m:r>
+          <m:t>a</m:t>
+        </m:r>
+        <m:r>
+          <m:rPr>
+            <m:sty m:val="p"/>
+          </m:rPr>
+          <m:t>)</m:t>
+        </m:r>
         <m:r>
           <m:rPr>
             <m:sty m:val="p"/>
@@ -812,19 +834,21 @@
         <m:r>
           <m:t>g</m:t>
         </m:r>
-        <m:d>
-          <m:dPr>
-            <m:begChr m:val="("/>
-            <m:sepChr m:val=""/>
-            <m:endChr m:val=")"/>
-            <m:grow/>
-          </m:dPr>
-          <m:e>
-            <m:r>
-              <m:t>b</m:t>
-            </m:r>
-          </m:e>
-        </m:d>
+        <m:r>
+          <m:rPr>
+            <m:sty m:val="p"/>
+          </m:rPr>
+          <m:t>(</m:t>
+        </m:r>
+        <m:r>
+          <m:t>b</m:t>
+        </m:r>
+        <m:r>
+          <m:rPr>
+            <m:sty m:val="p"/>
+          </m:rPr>
+          <m:t>)</m:t>
+        </m:r>
       </m:oMath>
       <w:r>
         <w:t xml:space="preserve"> </w:t>
@@ -896,24 +920,26 @@
       <m:oMath>
         <m:r>
           <m:rPr>
-            <m:sty m:val="p"/>
             <m:scr m:val="script"/>
+            <m:sty m:val="p"/>
           </m:rPr>
           <m:t>P</m:t>
         </m:r>
-        <m:d>
-          <m:dPr>
-            <m:begChr m:val="("/>
-            <m:sepChr m:val=""/>
-            <m:endChr m:val=")"/>
-            <m:grow/>
-          </m:dPr>
-          <m:e>
-            <m:r>
-              <m:t>A</m:t>
-            </m:r>
-          </m:e>
-        </m:d>
+        <m:r>
+          <m:rPr>
+            <m:sty m:val="p"/>
+          </m:rPr>
+          <m:t>(</m:t>
+        </m:r>
+        <m:r>
+          <m:t>A</m:t>
+        </m:r>
+        <m:r>
+          <m:rPr>
+            <m:sty m:val="p"/>
+          </m:rPr>
+          <m:t>)</m:t>
+        </m:r>
       </m:oMath>
       <w:r>
         <w:t xml:space="preserve">). This forces the range to be at least as big as the domain, because every element in the domain must transform into a different element in the range!</w:t>
@@ -930,62 +956,68 @@
         <w:t xml:space="preserve"> </w:t>
       </w:r>
       <m:oMath>
-        <m:d>
-          <m:dPr>
-            <m:begChr m:val="|"/>
-            <m:sepChr m:val=""/>
-            <m:endChr m:val="|"/>
-            <m:grow/>
-          </m:dPr>
-          <m:e>
-            <m:r>
-              <m:t>A</m:t>
-            </m:r>
-          </m:e>
-        </m:d>
+        <m:r>
+          <m:rPr>
+            <m:sty m:val="p"/>
+          </m:rPr>
+          <m:t>|</m:t>
+        </m:r>
+        <m:r>
+          <m:t>A</m:t>
+        </m:r>
+        <m:r>
+          <m:rPr>
+            <m:sty m:val="p"/>
+          </m:rPr>
+          <m:t>|</m:t>
+        </m:r>
         <m:r>
           <m:rPr>
             <m:sty m:val="p"/>
           </m:rPr>
           <m:t>≤</m:t>
         </m:r>
-        <m:d>
-          <m:dPr>
-            <m:begChr m:val="|"/>
-            <m:sepChr m:val=""/>
-            <m:endChr m:val="|"/>
-            <m:grow/>
-          </m:dPr>
-          <m:e>
-            <m:r>
-              <m:rPr>
-                <m:sty m:val="p"/>
-                <m:scr m:val="script"/>
-              </m:rPr>
-              <m:t>P</m:t>
-            </m:r>
-            <m:d>
-              <m:dPr>
-                <m:begChr m:val="("/>
-                <m:sepChr m:val=""/>
-                <m:endChr m:val=")"/>
-                <m:grow/>
-              </m:dPr>
-              <m:e>
-                <m:r>
-                  <m:t>A</m:t>
-                </m:r>
-              </m:e>
-            </m:d>
-          </m:e>
-        </m:d>
+        <m:r>
+          <m:rPr>
+            <m:sty m:val="p"/>
+          </m:rPr>
+          <m:t>|</m:t>
+        </m:r>
+        <m:r>
+          <m:rPr>
+            <m:scr m:val="script"/>
+            <m:sty m:val="p"/>
+          </m:rPr>
+          <m:t>P</m:t>
+        </m:r>
+        <m:r>
+          <m:rPr>
+            <m:sty m:val="p"/>
+          </m:rPr>
+          <m:t>(</m:t>
+        </m:r>
+        <m:r>
+          <m:t>A</m:t>
+        </m:r>
+        <m:r>
+          <m:rPr>
+            <m:sty m:val="p"/>
+          </m:rPr>
+          <m:t>)</m:t>
+        </m:r>
+        <m:r>
+          <m:rPr>
+            <m:sty m:val="p"/>
+          </m:rPr>
+          <m:t>|</m:t>
+        </m:r>
       </m:oMath>
       <w:r>
         <w:t xml:space="preserve">.</w:t>
       </w:r>
     </w:p>
-    <w:bookmarkEnd w:id="25"/>
-    <w:bookmarkStart w:id="31" w:name="step-2-mathcalpa-neq-a"/>
+    <w:bookmarkEnd w:id="14"/>
+    <w:bookmarkStart w:id="20" w:name="step-2-mathcalpa-neq-a"/>
     <w:p>
       <w:pPr>
         <w:pStyle w:val="Heading4"/>
@@ -1005,55 +1037,61 @@
         <w:t xml:space="preserve"> </w:t>
       </w:r>
       <m:oMath>
-        <m:d>
-          <m:dPr>
-            <m:begChr m:val="|"/>
-            <m:sepChr m:val=""/>
-            <m:endChr m:val="|"/>
-            <m:grow/>
-          </m:dPr>
-          <m:e>
-            <m:r>
-              <m:rPr>
-                <m:sty m:val="p"/>
-                <m:scr m:val="script"/>
-              </m:rPr>
-              <m:t>P</m:t>
-            </m:r>
-            <m:d>
-              <m:dPr>
-                <m:begChr m:val="("/>
-                <m:sepChr m:val=""/>
-                <m:endChr m:val=")"/>
-                <m:grow/>
-              </m:dPr>
-              <m:e>
-                <m:r>
-                  <m:t>A</m:t>
-                </m:r>
-              </m:e>
-            </m:d>
-          </m:e>
-        </m:d>
+        <m:r>
+          <m:rPr>
+            <m:sty m:val="p"/>
+          </m:rPr>
+          <m:t>|</m:t>
+        </m:r>
+        <m:r>
+          <m:rPr>
+            <m:scr m:val="script"/>
+            <m:sty m:val="p"/>
+          </m:rPr>
+          <m:t>P</m:t>
+        </m:r>
+        <m:r>
+          <m:rPr>
+            <m:sty m:val="p"/>
+          </m:rPr>
+          <m:t>(</m:t>
+        </m:r>
+        <m:r>
+          <m:t>A</m:t>
+        </m:r>
+        <m:r>
+          <m:rPr>
+            <m:sty m:val="p"/>
+          </m:rPr>
+          <m:t>)</m:t>
+        </m:r>
+        <m:r>
+          <m:rPr>
+            <m:sty m:val="p"/>
+          </m:rPr>
+          <m:t>|</m:t>
+        </m:r>
         <m:r>
           <m:rPr>
             <m:sty m:val="p"/>
           </m:rPr>
           <m:t>≠</m:t>
         </m:r>
-        <m:d>
-          <m:dPr>
-            <m:begChr m:val="|"/>
-            <m:sepChr m:val=""/>
-            <m:endChr m:val="|"/>
-            <m:grow/>
-          </m:dPr>
-          <m:e>
-            <m:r>
-              <m:t>A</m:t>
-            </m:r>
-          </m:e>
-        </m:d>
+        <m:r>
+          <m:rPr>
+            <m:sty m:val="p"/>
+          </m:rPr>
+          <m:t>|</m:t>
+        </m:r>
+        <m:r>
+          <m:t>A</m:t>
+        </m:r>
+        <m:r>
+          <m:rPr>
+            <m:sty m:val="p"/>
+          </m:rPr>
+          <m:t>|</m:t>
+        </m:r>
       </m:oMath>
     </w:p>
     <w:p>
@@ -1083,24 +1121,26 @@
       <m:oMath>
         <m:r>
           <m:rPr>
-            <m:sty m:val="p"/>
             <m:scr m:val="script"/>
+            <m:sty m:val="p"/>
           </m:rPr>
           <m:t>P</m:t>
         </m:r>
-        <m:d>
-          <m:dPr>
-            <m:begChr m:val="("/>
-            <m:sepChr m:val=""/>
-            <m:endChr m:val=")"/>
-            <m:grow/>
-          </m:dPr>
-          <m:e>
-            <m:r>
-              <m:t>A</m:t>
-            </m:r>
-          </m:e>
-        </m:d>
+        <m:r>
+          <m:rPr>
+            <m:sty m:val="p"/>
+          </m:rPr>
+          <m:t>(</m:t>
+        </m:r>
+        <m:r>
+          <m:t>A</m:t>
+        </m:r>
+        <m:r>
+          <m:rPr>
+            <m:sty m:val="p"/>
+          </m:rPr>
+          <m:t>)</m:t>
+        </m:r>
       </m:oMath>
       <w:r>
         <w:t xml:space="preserve"> </w:t>
@@ -1136,24 +1176,26 @@
       <m:oMath>
         <m:r>
           <m:rPr>
-            <m:sty m:val="p"/>
             <m:scr m:val="script"/>
+            <m:sty m:val="p"/>
           </m:rPr>
           <m:t>P</m:t>
         </m:r>
-        <m:d>
-          <m:dPr>
-            <m:begChr m:val="("/>
-            <m:sepChr m:val=""/>
-            <m:endChr m:val=")"/>
-            <m:grow/>
-          </m:dPr>
-          <m:e>
-            <m:r>
-              <m:t>A</m:t>
-            </m:r>
-          </m:e>
-        </m:d>
+        <m:r>
+          <m:rPr>
+            <m:sty m:val="p"/>
+          </m:rPr>
+          <m:t>(</m:t>
+        </m:r>
+        <m:r>
+          <m:t>A</m:t>
+        </m:r>
+        <m:r>
+          <m:rPr>
+            <m:sty m:val="p"/>
+          </m:rPr>
+          <m:t>)</m:t>
+        </m:r>
       </m:oMath>
       <w:r>
         <w:t xml:space="preserve"> </w:t>
@@ -1185,24 +1227,26 @@
         </m:r>
         <m:r>
           <m:rPr>
-            <m:sty m:val="p"/>
             <m:scr m:val="script"/>
+            <m:sty m:val="p"/>
           </m:rPr>
           <m:t>P</m:t>
         </m:r>
-        <m:d>
-          <m:dPr>
-            <m:begChr m:val="("/>
-            <m:sepChr m:val=""/>
-            <m:endChr m:val=")"/>
-            <m:grow/>
-          </m:dPr>
-          <m:e>
-            <m:r>
-              <m:t>A</m:t>
-            </m:r>
-          </m:e>
-        </m:d>
+        <m:r>
+          <m:rPr>
+            <m:sty m:val="p"/>
+          </m:rPr>
+          <m:t>(</m:t>
+        </m:r>
+        <m:r>
+          <m:t>A</m:t>
+        </m:r>
+        <m:r>
+          <m:rPr>
+            <m:sty m:val="p"/>
+          </m:rPr>
+          <m:t>)</m:t>
+        </m:r>
       </m:oMath>
       <w:r>
         <w:t xml:space="preserve"> </w:t>
@@ -1230,24 +1274,26 @@
       <m:oMath>
         <m:r>
           <m:rPr>
-            <m:sty m:val="p"/>
             <m:scr m:val="script"/>
+            <m:sty m:val="p"/>
           </m:rPr>
           <m:t>P</m:t>
         </m:r>
-        <m:d>
-          <m:dPr>
-            <m:begChr m:val="("/>
-            <m:sepChr m:val=""/>
-            <m:endChr m:val=")"/>
-            <m:grow/>
-          </m:dPr>
-          <m:e>
-            <m:r>
-              <m:t>A</m:t>
-            </m:r>
-          </m:e>
-        </m:d>
+        <m:r>
+          <m:rPr>
+            <m:sty m:val="p"/>
+          </m:rPr>
+          <m:t>(</m:t>
+        </m:r>
+        <m:r>
+          <m:t>A</m:t>
+        </m:r>
+        <m:r>
+          <m:rPr>
+            <m:sty m:val="p"/>
+          </m:rPr>
+          <m:t>)</m:t>
+        </m:r>
       </m:oMath>
       <w:r>
         <w:t xml:space="preserve">, which are sets.</w:t>
@@ -1309,19 +1355,21 @@
         <m:r>
           <m:t>f</m:t>
         </m:r>
-        <m:d>
-          <m:dPr>
-            <m:begChr m:val="("/>
-            <m:sepChr m:val=""/>
-            <m:endChr m:val=")"/>
-            <m:grow/>
-          </m:dPr>
-          <m:e>
-            <m:r>
-              <m:t>x</m:t>
-            </m:r>
-          </m:e>
-        </m:d>
+        <m:r>
+          <m:rPr>
+            <m:sty m:val="p"/>
+          </m:rPr>
+          <m:t>(</m:t>
+        </m:r>
+        <m:r>
+          <m:t>x</m:t>
+        </m:r>
+        <m:r>
+          <m:rPr>
+            <m:sty m:val="p"/>
+          </m:rPr>
+          <m:t>)</m:t>
+        </m:r>
         <m:r>
           <m:rPr>
             <m:sty m:val="p"/>
@@ -1353,19 +1401,21 @@
         <m:r>
           <m:t>f</m:t>
         </m:r>
-        <m:d>
-          <m:dPr>
-            <m:begChr m:val="("/>
-            <m:sepChr m:val=""/>
-            <m:endChr m:val=")"/>
-            <m:grow/>
-          </m:dPr>
-          <m:e>
-            <m:r>
-              <m:t>x</m:t>
-            </m:r>
-          </m:e>
-        </m:d>
+        <m:r>
+          <m:rPr>
+            <m:sty m:val="p"/>
+          </m:rPr>
+          <m:t>(</m:t>
+        </m:r>
+        <m:r>
+          <m:t>x</m:t>
+        </m:r>
+        <m:r>
+          <m:rPr>
+            <m:sty m:val="p"/>
+          </m:rPr>
+          <m:t>)</m:t>
+        </m:r>
       </m:oMath>
       <w:r>
         <w:t xml:space="preserve"> </w:t>
@@ -1440,18 +1490,18 @@
                 <wp:inline>
                   <wp:extent cx="152400" cy="152400"/>
                   <wp:effectExtent b="0" l="0" r="0" t="0"/>
-                  <wp:docPr descr="" title="" id="26" name="Picture"/>
+                  <wp:docPr descr="" title="" id="15" name="Picture"/>
                   <a:graphic>
                     <a:graphicData uri="http://schemas.openxmlformats.org/drawingml/2006/picture">
                       <pic:pic>
                         <pic:nvPicPr>
-                          <pic:cNvPr descr="/Applications/quarto/share/formats/docx/note.png" id="27" name="Picture"/>
+                          <pic:cNvPr descr="/Applications/quarto/share/formats/docx/note.png" id="16" name="Picture"/>
                           <pic:cNvPicPr>
                             <a:picLocks noChangeArrowheads="1" noChangeAspect="1"/>
                           </pic:cNvPicPr>
                         </pic:nvPicPr>
                         <pic:blipFill>
-                          <a:blip r:embed="rId22"/>
+                          <a:blip r:embed="rId11"/>
                           <a:stretch>
                             <a:fillRect/>
                           </a:stretch>
@@ -1536,19 +1586,21 @@
               <m:r>
                 <m:t>f</m:t>
               </m:r>
-              <m:d>
-                <m:dPr>
-                  <m:begChr m:val="("/>
-                  <m:sepChr m:val=""/>
-                  <m:endChr m:val=")"/>
-                  <m:grow/>
-                </m:dPr>
-                <m:e>
-                  <m:r>
-                    <m:t>x</m:t>
-                  </m:r>
-                </m:e>
-              </m:d>
+              <m:r>
+                <m:rPr>
+                  <m:sty m:val="p"/>
+                </m:rPr>
+                <m:t>(</m:t>
+              </m:r>
+              <m:r>
+                <m:t>x</m:t>
+              </m:r>
+              <m:r>
+                <m:rPr>
+                  <m:sty m:val="p"/>
+                </m:rPr>
+                <m:t>)</m:t>
+              </m:r>
             </m:oMath>
             <w:r>
               <w:t xml:space="preserve"> </w:t>
@@ -1576,24 +1628,26 @@
             <m:oMath>
               <m:r>
                 <m:rPr>
+                  <m:scr m:val="script"/>
                   <m:sty m:val="p"/>
-                  <m:scr m:val="script"/>
                 </m:rPr>
                 <m:t>P</m:t>
               </m:r>
-              <m:d>
-                <m:dPr>
-                  <m:begChr m:val="("/>
-                  <m:sepChr m:val=""/>
-                  <m:endChr m:val=")"/>
-                  <m:grow/>
-                </m:dPr>
-                <m:e>
-                  <m:r>
-                    <m:t>A</m:t>
-                  </m:r>
-                </m:e>
-              </m:d>
+              <m:r>
+                <m:rPr>
+                  <m:sty m:val="p"/>
+                </m:rPr>
+                <m:t>(</m:t>
+              </m:r>
+              <m:r>
+                <m:t>A</m:t>
+              </m:r>
+              <m:r>
+                <m:rPr>
+                  <m:sty m:val="p"/>
+                </m:rPr>
+                <m:t>)</m:t>
+              </m:r>
             </m:oMath>
             <w:r>
               <w:t xml:space="preserve">. Elements of</w:t>
@@ -1604,24 +1658,26 @@
             <m:oMath>
               <m:r>
                 <m:rPr>
+                  <m:scr m:val="script"/>
                   <m:sty m:val="p"/>
-                  <m:scr m:val="script"/>
                 </m:rPr>
                 <m:t>P</m:t>
               </m:r>
-              <m:d>
-                <m:dPr>
-                  <m:begChr m:val="("/>
-                  <m:sepChr m:val=""/>
-                  <m:endChr m:val=")"/>
-                  <m:grow/>
-                </m:dPr>
-                <m:e>
-                  <m:r>
-                    <m:t>A</m:t>
-                  </m:r>
-                </m:e>
-              </m:d>
+              <m:r>
+                <m:rPr>
+                  <m:sty m:val="p"/>
+                </m:rPr>
+                <m:t>(</m:t>
+              </m:r>
+              <m:r>
+                <m:t>A</m:t>
+              </m:r>
+              <m:r>
+                <m:rPr>
+                  <m:sty m:val="p"/>
+                </m:rPr>
+                <m:t>)</m:t>
+              </m:r>
             </m:oMath>
             <w:r>
               <w:t xml:space="preserve"> </w:t>
@@ -1636,19 +1692,21 @@
               <m:r>
                 <m:t>f</m:t>
               </m:r>
-              <m:d>
-                <m:dPr>
-                  <m:begChr m:val="("/>
-                  <m:sepChr m:val=""/>
-                  <m:endChr m:val=")"/>
-                  <m:grow/>
-                </m:dPr>
-                <m:e>
-                  <m:r>
-                    <m:t>x</m:t>
-                  </m:r>
-                </m:e>
-              </m:d>
+              <m:r>
+                <m:rPr>
+                  <m:sty m:val="p"/>
+                </m:rPr>
+                <m:t>(</m:t>
+              </m:r>
+              <m:r>
+                <m:t>x</m:t>
+              </m:r>
+              <m:r>
+                <m:rPr>
+                  <m:sty m:val="p"/>
+                </m:rPr>
+                <m:t>)</m:t>
+              </m:r>
             </m:oMath>
             <w:r>
               <w:t xml:space="preserve"> </w:t>
@@ -1736,19 +1794,21 @@
               <m:r>
                 <m:t>f</m:t>
               </m:r>
-              <m:d>
-                <m:dPr>
-                  <m:begChr m:val="("/>
-                  <m:sepChr m:val=""/>
-                  <m:endChr m:val=")"/>
-                  <m:grow/>
-                </m:dPr>
-                <m:e>
-                  <m:r>
-                    <m:t>x</m:t>
-                  </m:r>
-                </m:e>
-              </m:d>
+              <m:r>
+                <m:rPr>
+                  <m:sty m:val="p"/>
+                </m:rPr>
+                <m:t>(</m:t>
+              </m:r>
+              <m:r>
+                <m:t>x</m:t>
+              </m:r>
+              <m:r>
+                <m:rPr>
+                  <m:sty m:val="p"/>
+                </m:rPr>
+                <m:t>)</m:t>
+              </m:r>
               <m:r>
                 <m:rPr>
                   <m:sty m:val="p"/>
@@ -1912,24 +1972,26 @@
         </m:r>
         <m:r>
           <m:rPr>
-            <m:sty m:val="p"/>
             <m:scr m:val="script"/>
+            <m:sty m:val="p"/>
           </m:rPr>
           <m:t>P</m:t>
         </m:r>
-        <m:d>
-          <m:dPr>
-            <m:begChr m:val="("/>
-            <m:sepChr m:val=""/>
-            <m:endChr m:val=")"/>
-            <m:grow/>
-          </m:dPr>
-          <m:e>
-            <m:r>
-              <m:t>A</m:t>
-            </m:r>
-          </m:e>
-        </m:d>
+        <m:r>
+          <m:rPr>
+            <m:sty m:val="p"/>
+          </m:rPr>
+          <m:t>(</m:t>
+        </m:r>
+        <m:r>
+          <m:t>A</m:t>
+        </m:r>
+        <m:r>
+          <m:rPr>
+            <m:sty m:val="p"/>
+          </m:rPr>
+          <m:t>)</m:t>
+        </m:r>
       </m:oMath>
       <w:r>
         <w:t xml:space="preserve">.</w:t>
@@ -1972,19 +2034,21 @@
         <m:r>
           <m:t>f</m:t>
         </m:r>
-        <m:d>
-          <m:dPr>
-            <m:begChr m:val="("/>
-            <m:sepChr m:val=""/>
-            <m:endChr m:val=")"/>
-            <m:grow/>
-          </m:dPr>
-          <m:e>
-            <m:r>
-              <m:t>a</m:t>
-            </m:r>
-          </m:e>
-        </m:d>
+        <m:r>
+          <m:rPr>
+            <m:sty m:val="p"/>
+          </m:rPr>
+          <m:t>(</m:t>
+        </m:r>
+        <m:r>
+          <m:t>a</m:t>
+        </m:r>
+        <m:r>
+          <m:rPr>
+            <m:sty m:val="p"/>
+          </m:rPr>
+          <m:t>)</m:t>
+        </m:r>
       </m:oMath>
       <w:r>
         <w:t xml:space="preserve"> </w:t>
@@ -2018,24 +2082,26 @@
       <m:oMath>
         <m:r>
           <m:rPr>
-            <m:sty m:val="p"/>
             <m:scr m:val="script"/>
+            <m:sty m:val="p"/>
           </m:rPr>
           <m:t>P</m:t>
         </m:r>
-        <m:d>
-          <m:dPr>
-            <m:begChr m:val="("/>
-            <m:sepChr m:val=""/>
-            <m:endChr m:val=")"/>
-            <m:grow/>
-          </m:dPr>
-          <m:e>
-            <m:r>
-              <m:t>A</m:t>
-            </m:r>
-          </m:e>
-        </m:d>
+        <m:r>
+          <m:rPr>
+            <m:sty m:val="p"/>
+          </m:rPr>
+          <m:t>(</m:t>
+        </m:r>
+        <m:r>
+          <m:t>A</m:t>
+        </m:r>
+        <m:r>
+          <m:rPr>
+            <m:sty m:val="p"/>
+          </m:rPr>
+          <m:t>)</m:t>
+        </m:r>
       </m:oMath>
       <w:r>
         <w:t xml:space="preserve">, must have some element in the domain, in this case</w:t>
@@ -2135,19 +2201,21 @@
         <m:r>
           <m:t>f</m:t>
         </m:r>
-        <m:d>
-          <m:dPr>
-            <m:begChr m:val="("/>
-            <m:sepChr m:val=""/>
-            <m:endChr m:val=")"/>
-            <m:grow/>
-          </m:dPr>
-          <m:e>
-            <m:r>
-              <m:t>a</m:t>
-            </m:r>
-          </m:e>
-        </m:d>
+        <m:r>
+          <m:rPr>
+            <m:sty m:val="p"/>
+          </m:rPr>
+          <m:t>(</m:t>
+        </m:r>
+        <m:r>
+          <m:t>a</m:t>
+        </m:r>
+        <m:r>
+          <m:rPr>
+            <m:sty m:val="p"/>
+          </m:rPr>
+          <m:t>)</m:t>
+        </m:r>
         <m:r>
           <m:rPr>
             <m:sty m:val="p"/>
@@ -2201,19 +2269,21 @@
           <m:r>
             <m:t>f</m:t>
           </m:r>
-          <m:d>
-            <m:dPr>
-              <m:begChr m:val="("/>
-              <m:sepChr m:val=""/>
-              <m:endChr m:val=")"/>
-              <m:grow/>
-            </m:dPr>
-            <m:e>
-              <m:r>
-                <m:t>a</m:t>
-              </m:r>
-            </m:e>
-          </m:d>
+          <m:r>
+            <m:rPr>
+              <m:sty m:val="p"/>
+            </m:rPr>
+            <m:t>(</m:t>
+          </m:r>
+          <m:r>
+            <m:t>a</m:t>
+          </m:r>
+          <m:r>
+            <m:rPr>
+              <m:sty m:val="p"/>
+            </m:rPr>
+            <m:t>)</m:t>
+          </m:r>
           <m:r>
             <m:rPr>
               <m:sty m:val="p"/>
@@ -2267,18 +2337,18 @@
                 <wp:inline>
                   <wp:extent cx="152400" cy="152400"/>
                   <wp:effectExtent b="0" l="0" r="0" t="0"/>
-                  <wp:docPr descr="" title="" id="29" name="Picture"/>
+                  <wp:docPr descr="" title="" id="18" name="Picture"/>
                   <a:graphic>
                     <a:graphicData uri="http://schemas.openxmlformats.org/drawingml/2006/picture">
                       <pic:pic>
                         <pic:nvPicPr>
-                          <pic:cNvPr descr="/Applications/quarto/share/formats/docx/tip.png" id="30" name="Picture"/>
+                          <pic:cNvPr descr="/Applications/quarto/share/formats/docx/tip.png" id="19" name="Picture"/>
                           <pic:cNvPicPr>
                             <a:picLocks noChangeArrowheads="1" noChangeAspect="1"/>
                           </pic:cNvPicPr>
                         </pic:nvPicPr>
                         <pic:blipFill>
-                          <a:blip r:embed="rId28"/>
+                          <a:blip r:embed="rId17"/>
                           <a:stretch>
                             <a:fillRect/>
                           </a:stretch>
@@ -2425,24 +2495,26 @@
       <m:oMath>
         <m:r>
           <m:rPr>
-            <m:sty m:val="p"/>
             <m:scr m:val="script"/>
+            <m:sty m:val="p"/>
           </m:rPr>
           <m:t>P</m:t>
         </m:r>
-        <m:d>
-          <m:dPr>
-            <m:begChr m:val="("/>
-            <m:sepChr m:val=""/>
-            <m:endChr m:val=")"/>
-            <m:grow/>
-          </m:dPr>
-          <m:e>
-            <m:r>
-              <m:t>A</m:t>
-            </m:r>
-          </m:e>
-        </m:d>
+        <m:r>
+          <m:rPr>
+            <m:sty m:val="p"/>
+          </m:rPr>
+          <m:t>(</m:t>
+        </m:r>
+        <m:r>
+          <m:t>A</m:t>
+        </m:r>
+        <m:r>
+          <m:rPr>
+            <m:sty m:val="p"/>
+          </m:rPr>
+          <m:t>)</m:t>
+        </m:r>
       </m:oMath>
       <w:r>
         <w:t xml:space="preserve">, so</w:t>
@@ -2451,55 +2523,61 @@
         <w:t xml:space="preserve"> </w:t>
       </w:r>
       <m:oMath>
-        <m:d>
-          <m:dPr>
-            <m:begChr m:val="|"/>
-            <m:sepChr m:val=""/>
-            <m:endChr m:val="|"/>
-            <m:grow/>
-          </m:dPr>
-          <m:e>
-            <m:r>
-              <m:rPr>
-                <m:sty m:val="p"/>
-                <m:scr m:val="script"/>
-              </m:rPr>
-              <m:t>P</m:t>
-            </m:r>
-            <m:d>
-              <m:dPr>
-                <m:begChr m:val="("/>
-                <m:sepChr m:val=""/>
-                <m:endChr m:val=")"/>
-                <m:grow/>
-              </m:dPr>
-              <m:e>
-                <m:r>
-                  <m:t>A</m:t>
-                </m:r>
-              </m:e>
-            </m:d>
-          </m:e>
-        </m:d>
+        <m:r>
+          <m:rPr>
+            <m:sty m:val="p"/>
+          </m:rPr>
+          <m:t>|</m:t>
+        </m:r>
+        <m:r>
+          <m:rPr>
+            <m:scr m:val="script"/>
+            <m:sty m:val="p"/>
+          </m:rPr>
+          <m:t>P</m:t>
+        </m:r>
+        <m:r>
+          <m:rPr>
+            <m:sty m:val="p"/>
+          </m:rPr>
+          <m:t>(</m:t>
+        </m:r>
+        <m:r>
+          <m:t>A</m:t>
+        </m:r>
+        <m:r>
+          <m:rPr>
+            <m:sty m:val="p"/>
+          </m:rPr>
+          <m:t>)</m:t>
+        </m:r>
+        <m:r>
+          <m:rPr>
+            <m:sty m:val="p"/>
+          </m:rPr>
+          <m:t>|</m:t>
+        </m:r>
         <m:r>
           <m:rPr>
             <m:sty m:val="p"/>
           </m:rPr>
           <m:t>≠</m:t>
         </m:r>
-        <m:d>
-          <m:dPr>
-            <m:begChr m:val="|"/>
-            <m:sepChr m:val=""/>
-            <m:endChr m:val="|"/>
-            <m:grow/>
-          </m:dPr>
-          <m:e>
-            <m:r>
-              <m:t>A</m:t>
-            </m:r>
-          </m:e>
-        </m:d>
+        <m:r>
+          <m:rPr>
+            <m:sty m:val="p"/>
+          </m:rPr>
+          <m:t>|</m:t>
+        </m:r>
+        <m:r>
+          <m:t>A</m:t>
+        </m:r>
+        <m:r>
+          <m:rPr>
+            <m:sty m:val="p"/>
+          </m:rPr>
+          <m:t>|</m:t>
+        </m:r>
       </m:oMath>
       <w:r>
         <w:t xml:space="preserve">.</w:t>
@@ -2516,55 +2594,61 @@
         <w:t xml:space="preserve"> </w:t>
       </w:r>
       <m:oMath>
-        <m:d>
-          <m:dPr>
-            <m:begChr m:val="|"/>
-            <m:sepChr m:val=""/>
-            <m:endChr m:val="|"/>
-            <m:grow/>
-          </m:dPr>
-          <m:e>
-            <m:r>
-              <m:t>A</m:t>
-            </m:r>
-          </m:e>
-        </m:d>
+        <m:r>
+          <m:rPr>
+            <m:sty m:val="p"/>
+          </m:rPr>
+          <m:t>|</m:t>
+        </m:r>
+        <m:r>
+          <m:t>A</m:t>
+        </m:r>
+        <m:r>
+          <m:rPr>
+            <m:sty m:val="p"/>
+          </m:rPr>
+          <m:t>|</m:t>
+        </m:r>
         <m:r>
           <m:rPr>
             <m:sty m:val="p"/>
           </m:rPr>
           <m:t>≤</m:t>
         </m:r>
-        <m:d>
-          <m:dPr>
-            <m:begChr m:val="|"/>
-            <m:sepChr m:val=""/>
-            <m:endChr m:val="|"/>
-            <m:grow/>
-          </m:dPr>
-          <m:e>
-            <m:r>
-              <m:rPr>
-                <m:sty m:val="p"/>
-                <m:scr m:val="script"/>
-              </m:rPr>
-              <m:t>P</m:t>
-            </m:r>
-            <m:d>
-              <m:dPr>
-                <m:begChr m:val="("/>
-                <m:sepChr m:val=""/>
-                <m:endChr m:val=")"/>
-                <m:grow/>
-              </m:dPr>
-              <m:e>
-                <m:r>
-                  <m:t>A</m:t>
-                </m:r>
-              </m:e>
-            </m:d>
-          </m:e>
-        </m:d>
+        <m:r>
+          <m:rPr>
+            <m:sty m:val="p"/>
+          </m:rPr>
+          <m:t>|</m:t>
+        </m:r>
+        <m:r>
+          <m:rPr>
+            <m:scr m:val="script"/>
+            <m:sty m:val="p"/>
+          </m:rPr>
+          <m:t>P</m:t>
+        </m:r>
+        <m:r>
+          <m:rPr>
+            <m:sty m:val="p"/>
+          </m:rPr>
+          <m:t>(</m:t>
+        </m:r>
+        <m:r>
+          <m:t>A</m:t>
+        </m:r>
+        <m:r>
+          <m:rPr>
+            <m:sty m:val="p"/>
+          </m:rPr>
+          <m:t>)</m:t>
+        </m:r>
+        <m:r>
+          <m:rPr>
+            <m:sty m:val="p"/>
+          </m:rPr>
+          <m:t>|</m:t>
+        </m:r>
       </m:oMath>
       <w:r>
         <w:t xml:space="preserve"> </w:t>
@@ -2576,55 +2660,61 @@
         <w:t xml:space="preserve"> </w:t>
       </w:r>
       <m:oMath>
-        <m:d>
-          <m:dPr>
-            <m:begChr m:val="|"/>
-            <m:sepChr m:val=""/>
-            <m:endChr m:val="|"/>
-            <m:grow/>
-          </m:dPr>
-          <m:e>
-            <m:r>
-              <m:t>A</m:t>
-            </m:r>
-          </m:e>
-        </m:d>
+        <m:r>
+          <m:rPr>
+            <m:sty m:val="p"/>
+          </m:rPr>
+          <m:t>|</m:t>
+        </m:r>
+        <m:r>
+          <m:t>A</m:t>
+        </m:r>
+        <m:r>
+          <m:rPr>
+            <m:sty m:val="p"/>
+          </m:rPr>
+          <m:t>|</m:t>
+        </m:r>
         <m:r>
           <m:rPr>
             <m:sty m:val="p"/>
           </m:rPr>
           <m:t>≠</m:t>
         </m:r>
-        <m:d>
-          <m:dPr>
-            <m:begChr m:val="|"/>
-            <m:sepChr m:val=""/>
-            <m:endChr m:val="|"/>
-            <m:grow/>
-          </m:dPr>
-          <m:e>
-            <m:r>
-              <m:rPr>
-                <m:sty m:val="p"/>
-                <m:scr m:val="script"/>
-              </m:rPr>
-              <m:t>P</m:t>
-            </m:r>
-            <m:d>
-              <m:dPr>
-                <m:begChr m:val="("/>
-                <m:sepChr m:val=""/>
-                <m:endChr m:val=")"/>
-                <m:grow/>
-              </m:dPr>
-              <m:e>
-                <m:r>
-                  <m:t>A</m:t>
-                </m:r>
-              </m:e>
-            </m:d>
-          </m:e>
-        </m:d>
+        <m:r>
+          <m:rPr>
+            <m:sty m:val="p"/>
+          </m:rPr>
+          <m:t>|</m:t>
+        </m:r>
+        <m:r>
+          <m:rPr>
+            <m:scr m:val="script"/>
+            <m:sty m:val="p"/>
+          </m:rPr>
+          <m:t>P</m:t>
+        </m:r>
+        <m:r>
+          <m:rPr>
+            <m:sty m:val="p"/>
+          </m:rPr>
+          <m:t>(</m:t>
+        </m:r>
+        <m:r>
+          <m:t>A</m:t>
+        </m:r>
+        <m:r>
+          <m:rPr>
+            <m:sty m:val="p"/>
+          </m:rPr>
+          <m:t>)</m:t>
+        </m:r>
+        <m:r>
+          <m:rPr>
+            <m:sty m:val="p"/>
+          </m:rPr>
+          <m:t>|</m:t>
+        </m:r>
       </m:oMath>
       <w:r>
         <w:t xml:space="preserve">, that must mean that</w:t>
@@ -2633,63 +2723,69 @@
         <w:t xml:space="preserve"> </w:t>
       </w:r>
       <m:oMath>
-        <m:d>
-          <m:dPr>
-            <m:begChr m:val="|"/>
-            <m:sepChr m:val=""/>
-            <m:endChr m:val="|"/>
-            <m:grow/>
-          </m:dPr>
-          <m:e>
-            <m:r>
-              <m:t>A</m:t>
-            </m:r>
-          </m:e>
-        </m:d>
+        <m:r>
+          <m:rPr>
+            <m:sty m:val="p"/>
+          </m:rPr>
+          <m:t>|</m:t>
+        </m:r>
+        <m:r>
+          <m:t>A</m:t>
+        </m:r>
+        <m:r>
+          <m:rPr>
+            <m:sty m:val="p"/>
+          </m:rPr>
+          <m:t>|</m:t>
+        </m:r>
         <m:r>
           <m:rPr>
             <m:sty m:val="p"/>
           </m:rPr>
           <m:t>&lt;</m:t>
         </m:r>
-        <m:d>
-          <m:dPr>
-            <m:begChr m:val="|"/>
-            <m:sepChr m:val=""/>
-            <m:endChr m:val="|"/>
-            <m:grow/>
-          </m:dPr>
-          <m:e>
-            <m:r>
-              <m:rPr>
-                <m:sty m:val="p"/>
-                <m:scr m:val="script"/>
-              </m:rPr>
-              <m:t>P</m:t>
-            </m:r>
-            <m:d>
-              <m:dPr>
-                <m:begChr m:val="("/>
-                <m:sepChr m:val=""/>
-                <m:endChr m:val=")"/>
-                <m:grow/>
-              </m:dPr>
-              <m:e>
-                <m:r>
-                  <m:t>A</m:t>
-                </m:r>
-              </m:e>
-            </m:d>
-          </m:e>
-        </m:d>
+        <m:r>
+          <m:rPr>
+            <m:sty m:val="p"/>
+          </m:rPr>
+          <m:t>|</m:t>
+        </m:r>
+        <m:r>
+          <m:rPr>
+            <m:scr m:val="script"/>
+            <m:sty m:val="p"/>
+          </m:rPr>
+          <m:t>P</m:t>
+        </m:r>
+        <m:r>
+          <m:rPr>
+            <m:sty m:val="p"/>
+          </m:rPr>
+          <m:t>(</m:t>
+        </m:r>
+        <m:r>
+          <m:t>A</m:t>
+        </m:r>
+        <m:r>
+          <m:rPr>
+            <m:sty m:val="p"/>
+          </m:rPr>
+          <m:t>)</m:t>
+        </m:r>
+        <m:r>
+          <m:rPr>
+            <m:sty m:val="p"/>
+          </m:rPr>
+          <m:t>|</m:t>
+        </m:r>
       </m:oMath>
       <w:r>
         <w:t xml:space="preserve">.</w:t>
       </w:r>
     </w:p>
-    <w:bookmarkEnd w:id="31"/>
-    <w:bookmarkEnd w:id="32"/>
-    <w:bookmarkStart w:id="35" w:name="further-reading"/>
+    <w:bookmarkEnd w:id="20"/>
+    <w:bookmarkEnd w:id="21"/>
+    <w:bookmarkStart w:id="24" w:name="further-reading"/>
     <w:p>
       <w:pPr>
         <w:pStyle w:val="Heading1"/>
@@ -2702,7 +2798,7 @@
       <w:pPr>
         <w:pStyle w:val="FirstParagraph"/>
       </w:pPr>
-      <w:hyperlink r:id="rId20">
+      <w:hyperlink r:id="rId9">
         <w:r>
           <w:rPr>
             <w:rStyle w:val="Hyperlink"/>
@@ -2711,7 +2807,7 @@
         </w:r>
       </w:hyperlink>
     </w:p>
-    <w:bookmarkStart w:id="34" w:name="version-history"/>
+    <w:bookmarkStart w:id="23" w:name="version-history"/>
     <w:p>
       <w:pPr>
         <w:pStyle w:val="Heading2"/>
@@ -2732,7 +2828,7 @@
       <w:pPr>
         <w:pStyle w:val="BodyText"/>
       </w:pPr>
-      <w:hyperlink r:id="rId33">
+      <w:hyperlink r:id="rId22">
         <w:r>
           <w:rPr>
             <w:rStyle w:val="Hyperlink"/>
@@ -2741,8 +2837,8 @@
         </w:r>
       </w:hyperlink>
     </w:p>
-    <w:bookmarkEnd w:id="34"/>
-    <w:bookmarkEnd w:id="35"/>
+    <w:bookmarkEnd w:id="23"/>
+    <w:bookmarkEnd w:id="24"/>
     <w:sectPr>
       <w:pgSz w:h="15840" w:w="12240"/>
       <w:pgMar w:bottom="1440" w:footer="720" w:gutter="0" w:header="720" w:left="1440" w:right="1440" w:top="1440"/>
